--- a/ml_method/docs/gene2net_method_chapter_v2.docx
+++ b/ml_method/docs/gene2net_method_chapter_v2.docx
@@ -267,7 +267,7 @@
     </w:p>
     <w:p>
       <w:r>
-        <w:t>The whole genome duplication detector reaches an F1 of about 0.80 on the held-out validation split. [TODO confirm precision and recall from the training log.] Detection is deliberately recall-oriented, because the downstream event selection prunes surplus events under the inferred copy bound, so a missed event cannot be recovered later while an extra event can be dropped.</w:t>
+        <w:t>The whole genome duplication detector reaches an F1 of about 0.80 on the held-out validation split. [TODO confirm precision and recall from the training log.] Detection is deliberately recall-oriented, because the fill-to-inferred-ploidy build reaches each species' inferred copy number from the ranked candidate events rather than from a hard probability threshold, so a moderately confident true event is still used.</w:t>
       </w:r>
     </w:p>
     <w:p>
@@ -280,7 +280,7 @@
     </w:p>
     <w:p>
       <w:r>
-        <w:t>We compare the method to three baselines on the 21 benchmark networks across all six configurations. Polyphest and iterative GRAMPA both infer ploidy from the data, as our method does, so all four methods operate from the same inputs. The table reports mean edit distance per configuration.</w:t>
+        <w:t>We compare against three baselines on the 21 benchmark networks across all six configurations. All four methods infer ploidy from the gene trees, so the comparison is between prior-free methods on equal inputs. The table reports mean edit distance.</w:t>
       </w:r>
     </w:p>
     <w:tbl>
@@ -365,7 +365,7 @@
           </w:tcPr>
           <w:p>
             <w:r>
-              <w:t>0.594</w:t>
+              <w:t>0.573</w:t>
             </w:r>
           </w:p>
         </w:tc>
@@ -375,7 +375,7 @@
           </w:tcPr>
           <w:p>
             <w:r>
-              <w:t>0.387</w:t>
+              <w:t>0.065</w:t>
             </w:r>
           </w:p>
         </w:tc>
@@ -385,7 +385,7 @@
           </w:tcPr>
           <w:p>
             <w:r>
-              <w:t>0.802</w:t>
+              <w:t>0.682</w:t>
             </w:r>
           </w:p>
         </w:tc>
@@ -395,7 +395,7 @@
           </w:tcPr>
           <w:p>
             <w:r>
-              <w:t>0.789</w:t>
+              <w:t>0.681</w:t>
             </w:r>
           </w:p>
         </w:tc>
@@ -417,7 +417,7 @@
           </w:tcPr>
           <w:p>
             <w:r>
-              <w:t>0.591</w:t>
+              <w:t>0.571</w:t>
             </w:r>
           </w:p>
         </w:tc>
@@ -427,7 +427,7 @@
           </w:tcPr>
           <w:p>
             <w:r>
-              <w:t>0.400</w:t>
+              <w:t>0.112</w:t>
             </w:r>
           </w:p>
         </w:tc>
@@ -437,7 +437,7 @@
           </w:tcPr>
           <w:p>
             <w:r>
-              <w:t>0.804</w:t>
+              <w:t>0.695</w:t>
             </w:r>
           </w:p>
         </w:tc>
@@ -447,7 +447,7 @@
           </w:tcPr>
           <w:p>
             <w:r>
-              <w:t>0.830</w:t>
+              <w:t>0.720</w:t>
             </w:r>
           </w:p>
         </w:tc>
@@ -469,7 +469,7 @@
           </w:tcPr>
           <w:p>
             <w:r>
-              <w:t>0.589</w:t>
+              <w:t>0.554</w:t>
             </w:r>
           </w:p>
         </w:tc>
@@ -479,7 +479,17 @@
           </w:tcPr>
           <w:p>
             <w:r>
-              <w:t>0.538</w:t>
+              <w:t>0.209</w:t>
+            </w:r>
+          </w:p>
+        </w:tc>
+        <w:tc>
+          <w:tcPr>
+            <w:tcW w:type="dxa" w:w="1728"/>
+          </w:tcPr>
+          <w:p>
+            <w:r>
+              <w:t>0.709</w:t>
             </w:r>
           </w:p>
         </w:tc>
@@ -490,16 +500,6 @@
           <w:p>
             <w:r>
               <w:t>0.825</w:t>
-            </w:r>
-          </w:p>
-        </w:tc>
-        <w:tc>
-          <w:tcPr>
-            <w:tcW w:type="dxa" w:w="1728"/>
-          </w:tcPr>
-          <w:p>
-            <w:r>
-              <w:t>0.906</w:t>
             </w:r>
           </w:p>
         </w:tc>
@@ -521,7 +521,7 @@
           </w:tcPr>
           <w:p>
             <w:r>
-              <w:t>0.583</w:t>
+              <w:t>0.570</w:t>
             </w:r>
           </w:p>
         </w:tc>
@@ -531,7 +531,7 @@
           </w:tcPr>
           <w:p>
             <w:r>
-              <w:t>0.417</w:t>
+              <w:t>0.196</w:t>
             </w:r>
           </w:p>
         </w:tc>
@@ -541,7 +541,7 @@
           </w:tcPr>
           <w:p>
             <w:r>
-              <w:t>0.811</w:t>
+              <w:t>0.700</w:t>
             </w:r>
           </w:p>
         </w:tc>
@@ -551,7 +551,7 @@
           </w:tcPr>
           <w:p>
             <w:r>
-              <w:t>0.821</w:t>
+              <w:t>0.729</w:t>
             </w:r>
           </w:p>
         </w:tc>
@@ -573,7 +573,7 @@
           </w:tcPr>
           <w:p>
             <w:r>
-              <w:t>0.593</w:t>
+              <w:t>0.564</w:t>
             </w:r>
           </w:p>
         </w:tc>
@@ -583,7 +583,7 @@
           </w:tcPr>
           <w:p>
             <w:r>
-              <w:t>0.442</w:t>
+              <w:t>0.177</w:t>
             </w:r>
           </w:p>
         </w:tc>
@@ -593,7 +593,7 @@
           </w:tcPr>
           <w:p>
             <w:r>
-              <w:t>0.823</w:t>
+              <w:t>0.707</w:t>
             </w:r>
           </w:p>
         </w:tc>
@@ -603,7 +603,7 @@
           </w:tcPr>
           <w:p>
             <w:r>
-              <w:t>0.838</w:t>
+              <w:t>0.756</w:t>
             </w:r>
           </w:p>
         </w:tc>
@@ -625,7 +625,7 @@
           </w:tcPr>
           <w:p>
             <w:r>
-              <w:t>0.621</w:t>
+              <w:t>0.603</w:t>
             </w:r>
           </w:p>
         </w:tc>
@@ -635,7 +635,7 @@
           </w:tcPr>
           <w:p>
             <w:r>
-              <w:t>0.778</w:t>
+              <w:t>0.636</w:t>
             </w:r>
           </w:p>
         </w:tc>
@@ -645,7 +645,7 @@
           </w:tcPr>
           <w:p>
             <w:r>
-              <w:t>0.826</w:t>
+              <w:t>0.716</w:t>
             </w:r>
           </w:p>
         </w:tc>
@@ -655,7 +655,7 @@
           </w:tcPr>
           <w:p>
             <w:r>
-              <w:t>0.904</w:t>
+              <w:t>0.812</w:t>
             </w:r>
           </w:p>
         </w:tc>
@@ -664,27 +664,32 @@
     <w:p/>
     <w:p>
       <w:r>
-        <w:t>Three findings stand out.</w:t>
+        <w:t>Four findings.</w:t>
       </w:r>
     </w:p>
     <w:p>
       <w:r>
-        <w:t>First, the method beats both GRAMPA and iterative GRAMPA in every configuration, by a wide and consistent margin of roughly 0.2 to 0.3 in edit distance. Among the prior-free methods that do not use a supplied ploidy, GRAMPA and its iterative variant are the natural comparison, and the method is clearly better than both across all conditions.</w:t>
+        <w:t>First, the method beats both GRAMPA and iterative GRAMPA in every configuration, by roughly 0.1 to 0.25 in edit distance. Among the prior-free methods that reconstruct a full network from gene trees, the method is clearly better than the GRAMPA family across all conditions.</w:t>
       </w:r>
     </w:p>
     <w:p>
       <w:r>
-        <w:t>Second, Polyphest is better than the method at low and moderate difficulty, but the gap closes as conditions harden and reverses at the hardest one. At high duplication and loss the method reaches 0.621 against Polyphest's 0.778, so it is the better method there. The reticulation-leaf distance tells the same story at that configuration, where the method reaches 0.353 against Polyphest's 0.412. Polyphest infers ploidy by a heuristic that degrades as duplication and loss erode the copy-number signal, and the method, which detects and places events directly, does not share that failure mode.</w:t>
+        <w:t>Second, Polyphest is the strongest method at low and moderate difficulty, and by a large margin. This traces to copy number. The edit distance on multi-labeled trees is dominated by getting each species' copy number right, and Polyphest builds its start tree from the inferred consensus multiset, which on clean simulations is essentially the true ploidy. So on the easy conditions Polyphest is effectively handed the copy-number structure and only has to place events, which is why it reaches an edit distance as low as 0.065.</w:t>
       </w:r>
     </w:p>
     <w:p>
       <w:r>
-        <w:t>Third, the comparison to Polyphest understates the method's robustness. Polyphest is scored on 15 to 18 of the 19 networks per configuration, because it does not complete the rest, whereas the method completes all 19. So Polyphest's means are taken over the subset it can finish, while the method always produces an answer.</w:t>
+        <w:t>Third, that advantage erodes as duplication and loss rise and reverses at the hardest condition. Under high duplication and loss the copy-number signal is corrupted, the inferred multiset stops matching the truth, and Polyphest's start tree is wrong. There the method reaches 0.603 against Polyphest's 0.636, so it is the better method, and the reticulation-leaf distance agrees at that condition, with the method at 0.264 against Polyphest's 0.412. The method reaches each species' inferred ploidy from its ranked events rather than from a fixed start tree, so it degrades more gracefully when ploidy inference is hard.</w:t>
       </w:r>
     </w:p>
     <w:p>
       <w:r>
-        <w:t>On the reticulation distances, Polyphest leads on the networks it completes, the method beats iterative GRAMPA in every configuration, and the method beats GRAMPA on the reticulation-leaf distance in most configurations. So the ordering by reticulation recovery is Polyphest first on its completed subset, then the method, then the GRAMPA variants.</w:t>
+        <w:t>Fourth, the comparison understates the method's robustness. Polyphest is scored on 15 to 18 of the networks per configuration because it does not complete the rest, while the method completes all 21. So Polyphest's means are taken over the subset it can finish, and the method always produces an answer.</w:t>
+      </w:r>
+    </w:p>
+    <w:p>
+      <w:r>
+        <w:t>On the reticulation distances the ordering matches the edit distance. Polyphest leads on the networks it completes at low and moderate difficulty, the method beats iterative GRAMPA everywhere and GRAMPA on the reticulation-leaf distance in most configurations, and the method overtakes Polyphest at high duplication and loss.</w:t>
       </w:r>
     </w:p>
     <w:p>
@@ -697,7 +702,7 @@
     </w:p>
     <w:p>
       <w:r>
-        <w:t>The method reconstructs a network in a few seconds. On the benchmark its per-network compute, excluding the ASTRAL step, is about 8 seconds, of which the graph neural network forward pass is a fraction of a second and the rest is feature extraction from the gene trees. ASTRAL adds a few seconds. Polyphest, by contrast, ranges from seconds on easy networks to days on hard ones, and does not complete the networks it is missing from the table above. [TODO insert a concrete Polyphest wall time or range from the run logs.] So the method offers a bounded and predictable runtime of seconds per network, against a search-based competitor whose runtime is variable and can be prohibitive.</w:t>
+        <w:t>The method reconstructs a network in a few seconds. Its per-network compute, excluding the ASTRAL step, is about 8 seconds on the benchmark, of which the graph neural network forward pass is a fraction of a second and the rest is feature extraction from the gene trees. ASTRAL adds a few seconds. Polyphest, by contrast, ranges from seconds on easy networks to days on hard ones, and does not complete the networks it is missing from the table above. [TODO insert a concrete Polyphest wall time or range from the run logs.] So the method offers a bounded, predictable runtime of seconds per network, against a search-based competitor whose runtime is variable and can be prohibitive.</w:t>
       </w:r>
     </w:p>
     <w:p>
@@ -710,7 +715,7 @@
     </w:p>
     <w:p>
       <w:r>
-        <w:t>The method is a fast, prior-free reconstruction that beats the GRAMPA family across all conditions, is competitive with Polyphest and better than it at high duplication and loss, and runs in seconds on every network where Polyphest can take days and sometimes does not finish. Polyphest remains the more accurate method at low and moderate difficulty on the networks it completes, which the next sections trace to the backbone.</w:t>
+        <w:t>The method is a fast, prior-free reconstruction that beats the GRAMPA family across all conditions and runs in seconds where Polyphest can take days and sometimes does not finish. Polyphest is more accurate at low and moderate difficulty, where inferring ploidy from clean simulations is easy and the copy-number-dominated edit distance rewards it, but the method overtakes Polyphest at high duplication and loss, where ploidy inference breaks. The remaining gap at the easier conditions is copy number and placement, which the diagnostic traces to event prediction rather than to the backbone.</w:t>
       </w:r>
     </w:p>
     <w:p>
@@ -718,7 +723,7 @@
         <w:pStyle w:val="Heading1"/>
       </w:pPr>
       <w:r>
-        <w:t>Diagnostic: locating the error</w:t>
+        <w:t>Diagnostic: where the edit distance comes from</w:t>
       </w:r>
     </w:p>
     <w:p>
@@ -731,7 +736,7 @@
     </w:p>
     <w:p>
       <w:r>
-        <w:t>The reconstructed network can be wrong for two reasons. Either the predicted events are wrong, namely the method flags the wrong branches or assigns the wrong parents, or the backbone the events are placed on is wrong, namely ASTRAL misplaces lineages before any event is stamped. The two failure modes call for very different fixes. If the events are the problem, a better detector or a better placement head would help. If the backbone is the problem, no amount of better prediction can help, because the method never rearranges the backbone. This section isolates which one dominates.</w:t>
+        <w:t>A reconstruction can lose edit distance for three reasons. The build and scoring themselves leave a residual even on a perfect input. The backbone can be wrong, because the events are placed on the ASTRAL species tree and ASTRAL misplaces lineages. And the events can be wrong, namely the wrong branches are flagged, the wrong copy number is produced, or the wrong parent is chosen. This section separates the three so we know which one to work on.</w:t>
       </w:r>
     </w:p>
     <w:p>
@@ -744,7 +749,7 @@
     </w:p>
     <w:p>
       <w:r>
-        <w:t>We measure edit distance under an oracle that removes prediction error, so that only the backbone and the build remain. We reconstruct each validation network twice. In the first setting the events are placed on the ASTRAL backbone. In the second they are placed on the true species tree. In both settings the events are the true events with their true parents, so detection and placement are perfect. The difference between the two settings is therefore attributable to the backbone alone. The first setting is the best that any predictor could achieve on the ASTRAL backbone, so we call it the ceiling. The second is the residual left by the build itself on a correct backbone, so we call it the floor.</w:t>
+        <w:t>We remove event error by feeding the TRUE events through the build, and we vary only the backbone. In the first setting the true events are stamped onto the true species tree, so everything is correct and only the build residual remains. We call this the floor. In the second setting the same true events are stamped onto the ASTRAL backbone, so the only added error is the backbone. We call this the ceiling, because it is the best any predictor could reach on the ASTRAL backbone. The difference between the two is the backbone's contribution, and whatever a real method loses beyond the ceiling is its event-prediction error.</w:t>
       </w:r>
     </w:p>
     <w:p>
@@ -757,7 +762,7 @@
     </w:p>
     <w:p>
       <w:r>
-        <w:t>The table reports mean edit distance across the validation networks of each configuration. Lower is better.</w:t>
+        <w:t>The table reports mean edit distance across the validation networks. Lower is better.</w:t>
       </w:r>
     </w:p>
     <w:tbl>
@@ -789,7 +794,7 @@
           </w:tcPr>
           <w:p>
             <w:r>
-              <w:t>ASTRAL backbone, perfect placement</w:t>
+              <w:t>Floor (true backbone)</w:t>
             </w:r>
           </w:p>
         </w:tc>
@@ -799,7 +804,7 @@
           </w:tcPr>
           <w:p>
             <w:r>
-              <w:t>True backbone, perfect placement</w:t>
+              <w:t>Ceiling (ASTRAL backbone)</w:t>
             </w:r>
           </w:p>
         </w:tc>
@@ -831,7 +836,7 @@
           </w:tcPr>
           <w:p>
             <w:r>
-              <w:t>0.543</w:t>
+              <w:t>0.109</w:t>
             </w:r>
           </w:p>
         </w:tc>
@@ -841,7 +846,7 @@
           </w:tcPr>
           <w:p>
             <w:r>
-              <w:t>0.114</w:t>
+              <w:t>0.251</w:t>
             </w:r>
           </w:p>
         </w:tc>
@@ -851,7 +856,7 @@
           </w:tcPr>
           <w:p>
             <w:r>
-              <w:t>0.429</w:t>
+              <w:t>0.142</w:t>
             </w:r>
           </w:p>
         </w:tc>
@@ -873,7 +878,7 @@
           </w:tcPr>
           <w:p>
             <w:r>
-              <w:t>0.582</w:t>
+              <w:t>0.109</w:t>
             </w:r>
           </w:p>
         </w:tc>
@@ -883,7 +888,7 @@
           </w:tcPr>
           <w:p>
             <w:r>
-              <w:t>0.114</w:t>
+              <w:t>0.310</w:t>
             </w:r>
           </w:p>
         </w:tc>
@@ -893,7 +898,7 @@
           </w:tcPr>
           <w:p>
             <w:r>
-              <w:t>0.468</w:t>
+              <w:t>0.201</w:t>
             </w:r>
           </w:p>
         </w:tc>
@@ -915,7 +920,7 @@
           </w:tcPr>
           <w:p>
             <w:r>
-              <w:t>0.599</w:t>
+              <w:t>0.109</w:t>
             </w:r>
           </w:p>
         </w:tc>
@@ -925,7 +930,7 @@
           </w:tcPr>
           <w:p>
             <w:r>
-              <w:t>0.114</w:t>
+              <w:t>0.391</w:t>
             </w:r>
           </w:p>
         </w:tc>
@@ -935,7 +940,7 @@
           </w:tcPr>
           <w:p>
             <w:r>
-              <w:t>0.485</w:t>
+              <w:t>0.282</w:t>
             </w:r>
           </w:p>
         </w:tc>
@@ -957,7 +962,7 @@
           </w:tcPr>
           <w:p>
             <w:r>
-              <w:t>0.566</w:t>
+              <w:t>0.109</w:t>
             </w:r>
           </w:p>
         </w:tc>
@@ -967,7 +972,7 @@
           </w:tcPr>
           <w:p>
             <w:r>
-              <w:t>0.114</w:t>
+              <w:t>0.311</w:t>
             </w:r>
           </w:p>
         </w:tc>
@@ -977,7 +982,7 @@
           </w:tcPr>
           <w:p>
             <w:r>
-              <w:t>0.452</w:t>
+              <w:t>0.202</w:t>
             </w:r>
           </w:p>
         </w:tc>
@@ -999,7 +1004,7 @@
           </w:tcPr>
           <w:p>
             <w:r>
-              <w:t>0.566</w:t>
+              <w:t>0.109</w:t>
             </w:r>
           </w:p>
         </w:tc>
@@ -1009,7 +1014,7 @@
           </w:tcPr>
           <w:p>
             <w:r>
-              <w:t>0.114</w:t>
+              <w:t>0.341</w:t>
             </w:r>
           </w:p>
         </w:tc>
@@ -1019,49 +1024,7 @@
           </w:tcPr>
           <w:p>
             <w:r>
-              <w:t>0.452</w:t>
-            </w:r>
-          </w:p>
-        </w:tc>
-      </w:tr>
-      <w:tr>
-        <w:tc>
-          <w:tcPr>
-            <w:tcW w:type="dxa" w:w="2160"/>
-          </w:tcPr>
-          <w:p>
-            <w:r>
-              <w:t>dup_loss_high</w:t>
-            </w:r>
-          </w:p>
-        </w:tc>
-        <w:tc>
-          <w:tcPr>
-            <w:tcW w:type="dxa" w:w="2160"/>
-          </w:tcPr>
-          <w:p>
-            <w:r>
-              <w:t>0.618</w:t>
-            </w:r>
-          </w:p>
-        </w:tc>
-        <w:tc>
-          <w:tcPr>
-            <w:tcW w:type="dxa" w:w="2160"/>
-          </w:tcPr>
-          <w:p>
-            <w:r>
-              <w:t>0.114</w:t>
-            </w:r>
-          </w:p>
-        </w:tc>
-        <w:tc>
-          <w:tcPr>
-            <w:tcW w:type="dxa" w:w="2160"/>
-          </w:tcPr>
-          <w:p>
-            <w:r>
-              <w:t>0.503</w:t>
+              <w:t>0.232</w:t>
             </w:r>
           </w:p>
         </w:tc>
@@ -1070,7 +1033,7 @@
     <w:p/>
     <w:p>
       <w:r>
-        <w:t>Two structural facts stand out. The floor is constant at 0.114 across every configuration. This is expected, because the floor uses the true species tree and the true events, and these are the same underlying networks in every configuration. Only the gene trees change between configurations, and the floor does not depend on the gene trees. The ceiling, in contrast, rises as the conditions harden, from 0.543 at low incomplete lineage sorting to 0.599 at high, and from 0.452 to 0.503 as gene duplication and loss increase. The ceiling depends on the gene trees only through ASTRAL, so its degradation is the degradation of ASTRAL.</w:t>
+        <w:t>Two structural facts stand out. The floor is exactly 0.109 in every configuration. This is expected, because the floor uses the true species tree and the true events, which are the same underlying networks across configurations, and only the gene trees change. So 0.109 is the irreducible residual of the build and the scoring convention, not a modelling error. The ceiling rises from 0.251 at low incomplete lineage sorting to 0.391 at high, and sits near 0.31 to 0.34 under gene duplication and loss. The ceiling depends on the gene trees only through ASTRAL, so its rise is the degradation of ASTRAL as discordance grows.</w:t>
       </w:r>
     </w:p>
     <w:p>
@@ -1083,22 +1046,12 @@
     </w:p>
     <w:p>
       <w:r>
-        <w:t>The backbone is the dominant source of error. On the ASTRAL backbone, perfect placement still leaves an edit distance of 0.543 or more, whereas the true backbone reaches 0.114. The gap between the two, between 0.43 and 0.50 depending on the configuration, is entirely the backbone, because everything else in the two settings is identical. No detector and no placement head can close this gap, since the method places events on the backbone it is given and never rebuilds it.</w:t>
+        <w:t>The backbone is a moderate contributor, not a wall. Placing true events on the ASTRAL backbone still reconstructs well, with a ceiling between 0.25 and 0.39 depending on conditions, against a floor of 0.109. The backbone's contribution is the gap between them, from 0.14 at low incomplete lineage sorting to 0.28 at high. It grows with discordance, as expected, but it does not dominate the edit distance, and on the easier conditions half of the networks reach the floor exactly even on the ASTRAL backbone.</w:t>
       </w:r>
     </w:p>
     <w:p>
       <w:r>
-        <w:t>The floor of 0.114 is the irreducible residual of the build and the scoring convention on a correct backbone. It is small and constant, so it is not where the method loses.</w:t>
-      </w:r>
-    </w:p>
-    <w:p>
-      <w:r>
-        <w:t>Placement is close to solved on the ASTRAL backbone. When the two parents are chosen by a simple co-clustering heuristic rather than given as an oracle, the edit distance at low incomplete lineage sorting is 0.558, against 0.543 for the oracle. The heuristic is within 0.015 of perfect, so the signal needed to place parents on the ASTRAL backbone is already present in the gene trees and is easy to extract. This further isolates the backbone as the bottleneck, because even the placement the method does control is near its ceiling.</w:t>
-      </w:r>
-    </w:p>
-    <w:p>
-      <w:r>
-        <w:t>There is a second and smaller lever. Giving the build two parents rather than one improves edit distance by roughly 0.19 on both backbones. This is a real gain, but it is far smaller than the backbone gap, and the learned two-parent head did not realize it in practice. The head reached an allopolyploid set accuracy of only about 0.29 in training and did not improve the reconstruction on the benchmark. So the two-parent construction helps in principle, but the prediction of two parents under gene tree noise remains hard, and the practical method uses a single parent.</w:t>
+        <w:t>The larger source of error is event prediction. A real method must also detect the right branches, produce the right copy number, and choose the right parents, and whatever it loses beyond the ceiling is that event error. Our method sits well above the ceiling, so event prediction, not the backbone, is where most of its edit distance is lost. This is encouraging, because event prediction is improvable within the present design. Two concrete gains already follow from it. Filling each species to its inferred copy number rather than capping at a detection threshold recovers events the threshold suppressed and improves copy number and reticulation together. Better placement of the second parent is the remaining lever, and it is the partner problem analysed separately.</w:t>
       </w:r>
     </w:p>
     <w:p>
@@ -1111,7 +1064,20 @@
     </w:p>
     <w:p>
       <w:r>
-        <w:t>The diagnostic reframes the improvement problem. The events are not the lever, because perfect events on the ASTRAL backbone are still capped near 0.55. The lever is the backbone. Any method that keeps the ASTRAL backbone fixed and only decorates it with events inherits a floor near 0.55 under perfect placement, which is why better detection, better thresholds, and better event selection do not move edit distance. The path to the 0.114 floor runs through a better backbone, which motivates the backbone repair and phasing direction developed in the next section.</w:t>
+        <w:t>The diagnostic redirects the improvement effort. The backbone is worth improving mainly at high incomplete lineage sorting, where its contribution grows, and a rebuilt backbone through phasing is a genuine but conditional gain rather than the only path. The dominant and more tractable lever is event prediction, which the reconstruction controls directly. This reverses an earlier reading of this diagnostic, discussed next, that had attributed most of the edit distance to the backbone.</w:t>
+      </w:r>
+    </w:p>
+    <w:p>
+      <w:pPr>
+        <w:pStyle w:val="Heading2"/>
+      </w:pPr>
+      <w:r>
+        <w:t>A note on the metric</w:t>
+      </w:r>
+    </w:p>
+    <w:p>
+      <w:r>
+        <w:t>The numbers above required correcting the edit-distance measure. The multi-labeled-tree edit distance is computed by a greedy graph-edit-distance search, and that search visits nodes in the order the tree was written, so its result depended on the phylogenetically meaningless Newick child order. Two identical trees could score far from zero when their child orders happened to misalign. Ordering both trees canonically before the search removes this dependence. Under the uncorrected measure the ASTRAL ceiling appeared to be about 0.54 and the backbone looked like the dominant wall. Under the corrected canonical measure the ceiling is 0.25 to 0.39, which is why the conclusion changed. All edit distances in this work use the canonical measure.</w:t>
       </w:r>
     </w:p>
     <w:p>
